--- a/report.docx
+++ b/report.docx
@@ -590,12 +590,12 @@
           <wp:inline distB="0" distT="0" distL="0" distR="0">
             <wp:extent cx="2676525" cy="1543050"/>
             <wp:effectExtent b="0" l="0" r="0" t="0"/>
-            <wp:docPr id="5" name="image5.png"/>
+            <wp:docPr id="5" name="image8.png"/>
             <a:graphic>
               <a:graphicData uri="http://schemas.openxmlformats.org/drawingml/2006/picture">
                 <pic:pic>
                   <pic:nvPicPr>
-                    <pic:cNvPr id="0" name="image5.png"/>
+                    <pic:cNvPr id="0" name="image8.png"/>
                     <pic:cNvPicPr preferRelativeResize="0"/>
                   </pic:nvPicPr>
                   <pic:blipFill>
@@ -660,12 +660,12 @@
           <wp:inline distB="0" distT="0" distL="0" distR="0">
             <wp:extent cx="2676525" cy="1543050"/>
             <wp:effectExtent b="0" l="0" r="0" t="0"/>
-            <wp:docPr id="7" name="image7.png"/>
+            <wp:docPr id="7" name="image4.png"/>
             <a:graphic>
               <a:graphicData uri="http://schemas.openxmlformats.org/drawingml/2006/picture">
                 <pic:pic>
                   <pic:nvPicPr>
-                    <pic:cNvPr id="0" name="image7.png"/>
+                    <pic:cNvPr id="0" name="image4.png"/>
                     <pic:cNvPicPr preferRelativeResize="0"/>
                   </pic:nvPicPr>
                   <pic:blipFill>
@@ -742,12 +742,12 @@
           <wp:inline distB="0" distT="0" distL="0" distR="0">
             <wp:extent cx="3352800" cy="2133600"/>
             <wp:effectExtent b="0" l="0" r="0" t="0"/>
-            <wp:docPr id="6" name="image6.png"/>
+            <wp:docPr id="6" name="image5.png"/>
             <a:graphic>
               <a:graphicData uri="http://schemas.openxmlformats.org/drawingml/2006/picture">
                 <pic:pic>
                   <pic:nvPicPr>
-                    <pic:cNvPr id="0" name="image6.png"/>
+                    <pic:cNvPr id="0" name="image5.png"/>
                     <pic:cNvPicPr preferRelativeResize="0"/>
                   </pic:nvPicPr>
                   <pic:blipFill>
@@ -2512,12 +2512,12 @@
           <wp:inline distB="0" distT="0" distL="0" distR="0">
             <wp:extent cx="3352800" cy="1504950"/>
             <wp:effectExtent b="0" l="0" r="0" t="0"/>
-            <wp:docPr id="8" name="image8.png"/>
+            <wp:docPr id="8" name="image2.png"/>
             <a:graphic>
               <a:graphicData uri="http://schemas.openxmlformats.org/drawingml/2006/picture">
                 <pic:pic>
                   <pic:nvPicPr>
-                    <pic:cNvPr id="0" name="image8.png"/>
+                    <pic:cNvPr id="0" name="image2.png"/>
                     <pic:cNvPicPr preferRelativeResize="0"/>
                   </pic:nvPicPr>
                   <pic:blipFill>
@@ -3610,12 +3610,12 @@
           <wp:inline distB="0" distT="0" distL="0" distR="0">
             <wp:extent cx="3352800" cy="1504950"/>
             <wp:effectExtent b="0" l="0" r="0" t="0"/>
-            <wp:docPr id="2" name="image2.png"/>
+            <wp:docPr id="2" name="image7.png"/>
             <a:graphic>
               <a:graphicData uri="http://schemas.openxmlformats.org/drawingml/2006/picture">
                 <pic:pic>
                   <pic:nvPicPr>
-                    <pic:cNvPr id="0" name="image2.png"/>
+                    <pic:cNvPr id="0" name="image7.png"/>
                     <pic:cNvPicPr preferRelativeResize="0"/>
                   </pic:nvPicPr>
                   <pic:blipFill>
@@ -3680,12 +3680,12 @@
           <wp:inline distB="0" distT="0" distL="0" distR="0">
             <wp:extent cx="3181350" cy="2047875"/>
             <wp:effectExtent b="0" l="0" r="0" t="0"/>
-            <wp:docPr id="1" name="image1.png"/>
+            <wp:docPr id="1" name="image6.png"/>
             <a:graphic>
               <a:graphicData uri="http://schemas.openxmlformats.org/drawingml/2006/picture">
                 <pic:pic>
                   <pic:nvPicPr>
-                    <pic:cNvPr id="0" name="image1.png"/>
+                    <pic:cNvPr id="0" name="image6.png"/>
                     <pic:cNvPicPr preferRelativeResize="0"/>
                   </pic:nvPicPr>
                   <pic:blipFill>
@@ -4578,12 +4578,12 @@
           <wp:inline distB="0" distT="0" distL="0" distR="0">
             <wp:extent cx="2676525" cy="1962150"/>
             <wp:effectExtent b="0" l="0" r="0" t="0"/>
-            <wp:docPr id="4" name="image4.png"/>
+            <wp:docPr id="3" name="image1.png"/>
             <a:graphic>
               <a:graphicData uri="http://schemas.openxmlformats.org/drawingml/2006/picture">
                 <pic:pic>
                   <pic:nvPicPr>
-                    <pic:cNvPr id="0" name="image4.png"/>
+                    <pic:cNvPr id="0" name="image1.png"/>
                     <pic:cNvPicPr preferRelativeResize="0"/>
                   </pic:nvPicPr>
                   <pic:blipFill>
@@ -4730,7 +4730,7 @@
         <w:rPr>
           <w:rtl w:val="0"/>
         </w:rPr>
-        <w:t xml:space="preserve">Figure 9 shown below represents the most direct solution to the question "What do all models' forecasts look like" : all models superimposed over the same exact 24-hour test period (literally the last 24 hours of the data set), along with three days of historical data before that, for comparison purposes. It corrects a small inconsistency in the individual per-model graphs above, since each model's "last test period" does not actually correspond to the same 24 hours as the other models (as a result of how each model's rolling origin test happens to be indexed), hence the need for such a consolidated graph, along with the ranking by RMSE already provided in Section 4-7 Tables.</w:t>
+        <w:t xml:space="preserve">See Figure 9 below which plots accuracy of all models on a graph. There is one important point that has to be made here, as was discussed in Section 2.2: the accuracy bars for the SARIMA/SARIMAX models were calculated based on just one train/test split, whereas all the other models' accuracy bars are calculated across 14 rolling origins each.</w:t>
       </w:r>
     </w:p>
     <w:p>
@@ -4743,9 +4743,9 @@
         <w:rPr/>
         <w:drawing>
           <wp:inline distB="0" distT="0" distL="0" distR="0">
-            <wp:extent cx="3848100" cy="1752600"/>
+            <wp:extent cx="3848100" cy="2524125"/>
             <wp:effectExtent b="0" l="0" r="0" t="0"/>
-            <wp:docPr id="3" name="image3.png"/>
+            <wp:docPr id="4" name="image3.png"/>
             <a:graphic>
               <a:graphicData uri="http://schemas.openxmlformats.org/drawingml/2006/picture">
                 <pic:pic>
@@ -4763,7 +4763,7 @@
                   <pic:spPr>
                     <a:xfrm>
                       <a:off x="0" y="0"/>
-                      <a:ext cx="3848100" cy="1752600"/>
+                      <a:ext cx="3848100" cy="2524125"/>
                     </a:xfrm>
                     <a:prstGeom prst="rect"/>
                     <a:ln/>
@@ -4795,7 +4795,7 @@
           <w:szCs w:val="17"/>
           <w:rtl w:val="0"/>
         </w:rPr>
-        <w:t xml:space="preserve">Figure 9. Every model's 24-hour forecast overlaid on the same test window, with three days of preceding history for context.</w:t>
+        <w:t xml:space="preserve">Figure 9. RMSE comparison across all models.</w:t>
       </w:r>
       <w:r>
         <w:rPr>
@@ -4812,7 +4812,7 @@
         <w:rPr>
           <w:rtl w:val="0"/>
         </w:rPr>
-        <w:t xml:space="preserve">The one clear conclusion from this study is that the seasonal SARIMA model, which is relatively simple, fully interpretable, and classical, performed better than any other technique, including the feature-based machine learning model, at the lowest computational cost of any non-trivial method. Section 9 below addresses all the assignment discussion questions in detail, covering issues such as whether the additional complexity was warranted, the difference between true forecasts and conditional forecasts, and the final recommendation.</w:t>
+        <w:t xml:space="preserve">It is most obvious that Seasonal Auto-Regressive Integrated Moving Average (SARIMA), which is relatively simple, entirely interpretable and a classical model, performed better than all other methods used in this study, and in the least computationally intensive manner. This is covered in section 9 below where all questions on assignment discussion are answered. These include if this extra level of complexity was worth it, the question about true forecast vs. conditional forecast with regard to the SARIMAX model, among others.</w:t>
       </w:r>
     </w:p>
     <w:p>
